--- a/az/stories/the-grocery-shop-and-the-supermarket.docx
+++ b/az/stories/the-grocery-shop-and-the-supermarket.docx
@@ -3,125 +3,48 @@
 <w:document xmlns:wpc="http://schemas.microsoft.com/office/word/2010/wordprocessingCanvas" xmlns:mo="http://schemas.microsoft.com/office/mac/office/2008/main" xmlns:mc="http://schemas.openxmlformats.org/markup-compatibility/2006" xmlns:mv="urn:schemas-microsoft-com:mac:vml" xmlns:o="urn:schemas-microsoft-com:office:office" xmlns:r="http://schemas.openxmlformats.org/officeDocument/2006/relationships" xmlns:m="http://schemas.openxmlformats.org/officeDocument/2006/math" xmlns:v="urn:schemas-microsoft-com:vml" xmlns:wp14="http://schemas.microsoft.com/office/word/2010/wordprocessingDrawing" xmlns:wp="http://schemas.openxmlformats.org/drawingml/2006/wordprocessingDrawing" xmlns:w10="urn:schemas-microsoft-com:office:word" xmlns:w="http://schemas.openxmlformats.org/wordprocessingml/2006/main" xmlns:w14="http://schemas.microsoft.com/office/word/2010/wordml" xmlns:wpg="http://schemas.microsoft.com/office/word/2010/wordprocessingGroup" xmlns:wpi="http://schemas.microsoft.com/office/word/2010/wordprocessingInk" xmlns:wne="http://schemas.microsoft.com/office/word/2006/wordml" xmlns:wps="http://schemas.microsoft.com/office/word/2010/wordprocessingShape" mc:Ignorable="w14 wp14">
   <w:body>
     <w:p>
-      <w:pPr>
-        <w:pStyle w:val="Heading1"/>
-      </w:pPr>
       <w:r>
         <w:t>Baqqal dükanı və supermarket</w:t>
       </w:r>
     </w:p>
     <w:p>
-      <w:pPr>
-        <w:ind w:firstLine="425"/>
-        <w:jc w:val="both"/>
-      </w:pPr>
       <w:r>
-        <w:rPr>
-          <w:rFonts w:ascii="Times New Roman" w:hAnsi="Times New Roman" w:cs="Times New Roman"/>
-          <w:b w:val="0"/>
-          <w:i w:val="0"/>
-          <w:sz w:val="24"/>
-        </w:rPr>
-        <w:t>Məhəlləmizdə yaşlı bir qadının baqqal dükanı var idi. Günlərin bir günü onun dükanı ilə üzbəüz bir supermarket açıldı. Hər ikisi dükanının qabağındakı lövhədə ərzaqların qiymətini yazıb asmağa başladı. Supermarket «Kərə yağı — 70 manat» yazınca qadın «Bizdə kərə yağı — 60 manat» elanı qoydu. Ertəsi gün supermarket «Kərə yağı — 50 manat» elan etdi; xala da gecikmədən «Bizdə kərə yağı — 40 manat» deyə lövhəsini təzələdi.</w:t>
+        <w:t>Məhəlləmizdə yaşlı bir qadının baqqal dükanı var idi. Günlərin bir günü onun dükanı ilə üzbəüz bir supermarket açıldı. Hər ikisinin dükanının qabağındakı lövhədə ərzaqların qiymətini yazıb asmağa başladı. Supermarket «Kərə yağı — 70 manat» yazınca qadın «Bizdə kərə yağı — 60 manat» elanı qoydu. Ertəsi gün supermarket «Kərə yağı — 50 manat» elan etdi; xala da gecikmədən «Bizdə kərə yağı — 40 manat» deyə lövhəsini təzələdi.</w:t>
       </w:r>
     </w:p>
     <w:p>
-      <w:pPr>
-        <w:ind w:firstLine="425"/>
-        <w:jc w:val="both"/>
-      </w:pPr>
       <w:r>
-        <w:rPr>
-          <w:rFonts w:ascii="Times New Roman" w:hAnsi="Times New Roman" w:cs="Times New Roman"/>
-          <w:b w:val="0"/>
-          <w:i w:val="0"/>
-          <w:sz w:val="24"/>
-        </w:rPr>
         <w:t>Bu vəziyyətdən narahat olan məhəllə sakinlərindən biri qadına müraciət etdi:</w:t>
       </w:r>
     </w:p>
     <w:p>
-      <w:pPr>
-        <w:ind w:firstLine="425"/>
-        <w:jc w:val="both"/>
-      </w:pPr>
       <w:r>
-        <w:rPr>
-          <w:rFonts w:ascii="Times New Roman" w:hAnsi="Times New Roman" w:cs="Times New Roman"/>
-          <w:b w:val="0"/>
-          <w:i w:val="0"/>
-          <w:sz w:val="24"/>
-        </w:rPr>
         <w:t>— Ay xala, bu supermarketlə yarışa girməsən yaxşıdır. Onların imkanı genişdir, qiymət düşəndə zərər çəkməzlər, amma sən müflis olarsan.</w:t>
       </w:r>
     </w:p>
     <w:p>
-      <w:pPr>
-        <w:ind w:firstLine="425"/>
-        <w:jc w:val="both"/>
-      </w:pPr>
       <w:r>
-        <w:rPr>
-          <w:rFonts w:ascii="Times New Roman" w:hAnsi="Times New Roman" w:cs="Times New Roman"/>
-          <w:b w:val="0"/>
-          <w:i w:val="0"/>
-          <w:sz w:val="24"/>
-        </w:rPr>
         <w:t>Qadın halını pozmadan cavab verdi:</w:t>
       </w:r>
     </w:p>
     <w:p>
-      <w:pPr>
-        <w:ind w:firstLine="425"/>
-        <w:jc w:val="both"/>
-      </w:pPr>
       <w:r>
-        <w:rPr>
-          <w:rFonts w:ascii="Times New Roman" w:hAnsi="Times New Roman" w:cs="Times New Roman"/>
-          <w:b w:val="0"/>
-          <w:i w:val="0"/>
-          <w:sz w:val="24"/>
-        </w:rPr>
         <w:t>— Mən heç kərə yağı satmıram ki... Qoy camaat barı ucuz alsın.</w:t>
       </w:r>
     </w:p>
     <w:p>
-      <w:pPr>
-        <w:spacing w:after="40"/>
-      </w:pPr>
-    </w:p>
-    <w:p>
-      <w:pPr>
-        <w:pBdr>
-          <w:top w:val="single" w:sz="4" w:space="6" w:color="D9C7A3"/>
-          <w:left w:val="single" w:sz="24" w:space="12" w:color="B8860B"/>
-          <w:bottom w:val="single" w:sz="4" w:space="6" w:color="D9C7A3"/>
-          <w:right w:val="single" w:sz="4" w:space="10" w:color="D9C7A3"/>
-        </w:pBdr>
-        <w:shd w:val="clear" w:color="auto" w:fill="FBF6EA"/>
-        <w:spacing w:before="0" w:after="60"/>
-        <w:ind w:left="227" w:right="113"/>
-        <w:jc w:val="both"/>
-      </w:pPr>
       <w:r>
-        <w:rPr>
-          <w:rFonts w:ascii="Times New Roman" w:hAnsi="Times New Roman" w:cs="Times New Roman"/>
-          <w:b w:val="0"/>
-          <w:i/>
-          <w:color w:val="333333"/>
-          <w:sz w:val="24"/>
-        </w:rPr>
-        <w:t>«Nə qazandım?» yox, «kimə faydam dəydi?» sualı ilə yaşayan insan başqadır. Xeyir güdmədən verən əslində ən çox qazanandır.</w:t>
+        <w:t>İbrət: «Nə qazandım?» yox, «kimə faydam dəydi?» sualı ilə yaşayan insan başqadır. Xeyir güdmədən verən əslində ən çox qazanandır.</w:t>
       </w:r>
     </w:p>
     <w:p>
-      <w:pPr>
-        <w:spacing w:after="120"/>
-      </w:pPr>
+      <w:r>
+        <w:t>Hekayə açıq İnternet mənbələrindən əldə olunub.</w:t>
+      </w:r>
     </w:p>
     <w:sectPr>
       <w:pgSz w:w="12240" w:h="15840"/>
-      <w:pgMar w:top="1417" w:right="1417" w:bottom="1417" w:left="1417" w:header="720" w:footer="720" w:gutter="0"/>
+      <w:pgMar w:top="1440" w:right="1800" w:bottom="1440" w:left="1800" w:header="720" w:footer="720" w:gutter="0"/>
       <w:cols w:space="720"/>
       <w:docGrid w:linePitch="360"/>
     </w:sectPr>
@@ -492,14 +415,6 @@
     <w:name w:val="Normal"/>
     <w:qFormat/>
     <w:rsid w:val="00FC693F"/>
-    <w:pPr>
-      <w:spacing w:line="276" w:lineRule="auto" w:after="120" w:before="0"/>
-      <w:jc w:val="both"/>
-    </w:pPr>
-    <w:rPr>
-      <w:rFonts w:ascii="Times New Roman" w:hAnsi="Times New Roman" w:cs="Times New Roman"/>
-      <w:sz w:val="24"/>
-    </w:rPr>
   </w:style>
   <w:style w:type="paragraph" w:styleId="Header">
     <w:name w:val="header"/>
@@ -556,17 +471,15 @@
     <w:pPr>
       <w:keepNext/>
       <w:keepLines/>
-      <w:spacing w:before="360" w:after="160"/>
-      <w:jc w:val="left"/>
+      <w:spacing w:before="480" w:after="0"/>
       <w:outlineLvl w:val="0"/>
     </w:pPr>
     <w:rPr>
-      <w:rFonts w:asciiTheme="majorHAnsi" w:eastAsiaTheme="majorEastAsia" w:hAnsiTheme="majorHAnsi" w:cstheme="majorBidi" w:ascii="Times New Roman" w:hAnsi="Times New Roman" w:cs="Times New Roman"/>
+      <w:rFonts w:asciiTheme="majorHAnsi" w:eastAsiaTheme="majorEastAsia" w:hAnsiTheme="majorHAnsi" w:cstheme="majorBidi"/>
       <w:b/>
       <w:bCs/>
-      <w:i w:val="0"/>
-      <w:color w:val="1F1F1F"/>
-      <w:sz w:val="30"/>
+      <w:color w:val="365F91" w:themeColor="accent1" w:themeShade="BF"/>
+      <w:sz w:val="28"/>
       <w:szCs w:val="28"/>
     </w:rPr>
   </w:style>
